--- a/ind/docx/022.content.docx
+++ b/ind/docx/022.content.docx
@@ -190,6 +190,170 @@
         <w:rPr>
           <w:lang w:val="id_ID" w:bidi="id_ID"/>
         </w:rPr>
+        <w:t>Wadi</w:t>
+      </w:r>
+      <w:r>
+        <w:rPr>
+          <w:lang w:val="id_ID" w:bidi="id_ID"/>
+        </w:rPr>
+      </w:r>
+    </w:p>
+    <w:p>
+      <w:pPr>
+        <w:pStyle w:val="Heading3"/>
+      </w:pPr>
+      <w:r>
+        <w:rPr>
+          <w:lang w:val="id_ID" w:bidi="id_ID"/>
+        </w:rPr>
+        <w:t>Definisi:</w:t>
+      </w:r>
+    </w:p>
+    <w:p>
+      <w:pPr/>
+      <w:r>
+        <w:rPr>
+          <w:lang w:val="id_ID" w:bidi="id_ID"/>
+        </w:rPr>
+      </w:r>
+      <w:r>
+        <w:rPr>
+          <w:lang w:val="id_ID" w:bidi="id_ID"/>
+        </w:rPr>
+        <w:t>Istilah "wadi" merujuk pada aliran musiman, sungai musiman, atau lembah yang menjadi dasar sungai selama sebagian tahun.</w:t>
+      </w:r>
+    </w:p>
+    <w:p>
+      <w:pPr>
+        <w:pStyle w:val="ListBullet"/>
+        <w:spacing w:line="240" w:lineRule="auto"/>
+        <w:ind w:left="720"/>
+      </w:pPr>
+      <w:r>
+        <w:rPr>
+          <w:lang w:val="id_ID" w:bidi="id_ID"/>
+        </w:rPr>
+      </w:r>
+      <w:r>
+        <w:rPr>
+          <w:lang w:val="id_ID" w:bidi="id_ID"/>
+        </w:rPr>
+        <w:t>Sebuah "wadi" berisi air selama beberapa bulan dalam setahun dan kering selama bulan-bulan lainnya.</w:t>
+      </w:r>
+    </w:p>
+    <w:p>
+      <w:pPr>
+        <w:pStyle w:val="ListBullet"/>
+        <w:spacing w:line="240" w:lineRule="auto"/>
+        <w:ind w:left="720"/>
+      </w:pPr>
+      <w:r>
+        <w:rPr>
+          <w:lang w:val="id_ID" w:bidi="id_ID"/>
+        </w:rPr>
+      </w:r>
+      <w:r>
+        <w:rPr>
+          <w:lang w:val="id_ID" w:bidi="id_ID"/>
+        </w:rPr>
+        <w:t>Ketika "wadi" berisi air, jumlah air tersebut bergantung pada musim apa yang sedang berlangsung dalam tahun itu, seberapa banyak hujan yang diterima daerah tersebut, dan ukuran wadi itu.</w:t>
+      </w:r>
+    </w:p>
+    <w:p>
+      <w:pPr>
+        <w:pStyle w:val="Heading3"/>
+      </w:pPr>
+      <w:r>
+        <w:rPr>
+          <w:lang w:val="id_ID" w:bidi="id_ID"/>
+        </w:rPr>
+        <w:t>Saran Terjemahan:</w:t>
+      </w:r>
+    </w:p>
+    <w:p>
+      <w:pPr>
+        <w:pStyle w:val="ListBullet"/>
+        <w:spacing w:line="240" w:lineRule="auto"/>
+        <w:ind w:left="720"/>
+      </w:pPr>
+      <w:r>
+        <w:rPr>
+          <w:lang w:val="id_ID" w:bidi="id_ID"/>
+        </w:rPr>
+      </w:r>
+      <w:r>
+        <w:rPr>
+          <w:lang w:val="id_ID" w:bidi="id_ID"/>
+        </w:rPr>
+        <w:t>Cara menerjemahkan "wadi" dapat mencakup "sungai musiman", "dasar sungai musiman", "lembah sungai", atau "dasar sungai".</w:t>
+      </w:r>
+    </w:p>
+    <w:p>
+      <w:pPr>
+        <w:pStyle w:val="Heading3"/>
+      </w:pPr>
+      <w:r>
+        <w:rPr>
+          <w:lang w:val="id_ID" w:bidi="id_ID"/>
+        </w:rPr>
+        <w:t>Referensi dari Alkitab:</w:t>
+      </w:r>
+    </w:p>
+    <w:p>
+      <w:pPr>
+        <w:pStyle w:val="Heading3"/>
+      </w:pPr>
+      <w:r>
+        <w:rPr>
+          <w:lang w:val="id_ID" w:bidi="id_ID"/>
+        </w:rPr>
+        <w:t>Data Kata:</w:t>
+      </w:r>
+    </w:p>
+    <w:p>
+      <w:pPr>
+        <w:pStyle w:val="ListBullet"/>
+        <w:spacing w:line="240" w:lineRule="auto"/>
+        <w:ind w:left="720"/>
+      </w:pPr>
+      <w:r>
+        <w:rPr>
+          <w:lang w:val="id_ID" w:bidi="id_ID"/>
+        </w:rPr>
+      </w:r>
+      <w:r>
+        <w:rPr>
+          <w:lang w:val="id_ID" w:bidi="id_ID"/>
+        </w:rPr>
+        <w:t>Strong:</w:t>
+      </w:r>
+      <w:r>
+        <w:rPr>
+          <w:lang w:val="id_ID" w:bidi="id_ID"/>
+        </w:rPr>
+      </w:r>
+      <w:r>
+        <w:rPr>
+          <w:lang w:val="id_ID" w:bidi="id_ID"/>
+        </w:rPr>
+      </w:r>
+    </w:p>
+    <w:p>
+      <w:pPr/>
+      <w:r>
+        <w:rPr>
+          <w:lang w:val="id_ID" w:bidi="id_ID"/>
+        </w:rPr>
+      </w:r>
+    </w:p>
+    <w:p>
+      <w:pPr>
+        <w:pStyle w:val="Heading2"/>
+      </w:pPr>
+      <w:r>
+        <w:rPr>
+          <w:lang w:val="id_ID" w:bidi="id_ID"/>
+        </w:rPr>
         <w:t>Waktu</w:t>
       </w:r>
       <w:r>
@@ -760,6 +924,1072 @@
           <w:lang w:val="id_ID" w:bidi="id_ID"/>
         </w:rPr>
         <w:t>Strong’s: H0821, G54380</w:t>
+      </w:r>
+      <w:r>
+        <w:rPr>
+          <w:lang w:val="id_ID" w:bidi="id_ID"/>
+        </w:rPr>
+      </w:r>
+      <w:r>
+        <w:rPr>
+          <w:lang w:val="id_ID" w:bidi="id_ID"/>
+        </w:rPr>
+      </w:r>
+    </w:p>
+    <w:p>
+      <w:pPr/>
+      <w:r>
+        <w:rPr>
+          <w:lang w:val="id_ID" w:bidi="id_ID"/>
+        </w:rPr>
+      </w:r>
+    </w:p>
+    <w:p>
+      <w:pPr>
+        <w:pStyle w:val="Heading2"/>
+      </w:pPr>
+      <w:r>
+        <w:rPr>
+          <w:lang w:val="id_ID" w:bidi="id_ID"/>
+        </w:rPr>
+        <w:t>Wali Negeri</w:t>
+      </w:r>
+      <w:r>
+        <w:rPr>
+          <w:lang w:val="id_ID" w:bidi="id_ID"/>
+        </w:rPr>
+      </w:r>
+    </w:p>
+    <w:p>
+      <w:pPr>
+        <w:pStyle w:val="Heading3"/>
+      </w:pPr>
+      <w:r>
+        <w:rPr>
+          <w:lang w:val="id_ID" w:bidi="id_ID"/>
+        </w:rPr>
+        <w:t>Definisi:</w:t>
+      </w:r>
+    </w:p>
+    <w:p>
+      <w:pPr/>
+      <w:r>
+        <w:rPr>
+          <w:lang w:val="id_ID" w:bidi="id_ID"/>
+        </w:rPr>
+      </w:r>
+      <w:r>
+        <w:rPr>
+          <w:lang w:val="id_ID" w:bidi="id_ID"/>
+        </w:rPr>
+        <w:t>Seorang "wali negeri" adalah individu yang memerintah atas wilayah yang luas, seperti wilayah, daerah, atau provinsi, dalam suatu negara atau kekaisaran.</w:t>
+      </w:r>
+    </w:p>
+    <w:p>
+      <w:pPr>
+        <w:pStyle w:val="ListBullet"/>
+        <w:spacing w:line="240" w:lineRule="auto"/>
+        <w:ind w:left="720"/>
+      </w:pPr>
+      <w:r>
+        <w:rPr>
+          <w:lang w:val="id_ID" w:bidi="id_ID"/>
+        </w:rPr>
+      </w:r>
+      <w:r>
+        <w:rPr>
+          <w:lang w:val="id_ID" w:bidi="id_ID"/>
+        </w:rPr>
+        <w:t>Dalam Perjanjian Lama, istilah "kepala daerah" adalah gelar khusus untuk seorang wali negeri yang memerintah sebuah provinsi di bawah kekuasaan Persia.</w:t>
+      </w:r>
+    </w:p>
+    <w:p>
+      <w:pPr>
+        <w:pStyle w:val="ListBullet"/>
+        <w:spacing w:line="240" w:lineRule="auto"/>
+        <w:ind w:left="720"/>
+      </w:pPr>
+      <w:r>
+        <w:rPr>
+          <w:lang w:val="id_ID" w:bidi="id_ID"/>
+        </w:rPr>
+      </w:r>
+      <w:r>
+        <w:rPr>
+          <w:lang w:val="id_ID" w:bidi="id_ID"/>
+        </w:rPr>
+        <w:t>Dalam Perjanjian Baru, istilah "gubernur" adalah gelar khusus untuk seorang Wali Negeri yang memerintah sebuah provinsi Romawi.</w:t>
+      </w:r>
+    </w:p>
+    <w:p>
+      <w:pPr>
+        <w:pStyle w:val="ListBullet"/>
+        <w:spacing w:line="240" w:lineRule="auto"/>
+        <w:ind w:left="720"/>
+      </w:pPr>
+      <w:r>
+        <w:rPr>
+          <w:lang w:val="id_ID" w:bidi="id_ID"/>
+        </w:rPr>
+      </w:r>
+      <w:r>
+        <w:rPr>
+          <w:lang w:val="id_ID" w:bidi="id_ID"/>
+        </w:rPr>
+        <w:t>Pada zaman Alkitab, wali negeri diangkat oleh raja atau kaisar dan berada di bawah otoritasnya.</w:t>
+      </w:r>
+    </w:p>
+    <w:p>
+      <w:pPr>
+        <w:pStyle w:val="ListBullet"/>
+        <w:spacing w:line="240" w:lineRule="auto"/>
+        <w:ind w:left="720"/>
+      </w:pPr>
+      <w:r>
+        <w:rPr>
+          <w:lang w:val="id_ID" w:bidi="id_ID"/>
+        </w:rPr>
+      </w:r>
+      <w:r>
+        <w:rPr>
+          <w:lang w:val="id_ID" w:bidi="id_ID"/>
+        </w:rPr>
+        <w:t>Sebuah "pemerintahan" terdiri dari semua penguasa yang memimpin suatu negara atau kekaisaran tertentu. Para penguasa ini membuat undang-undang yang mengarahkan perilaku warga negara mereka agar tercipta perdamaian, keamanan, dan kemakmuran bagi semua orang di negara tersebut.</w:t>
+      </w:r>
+    </w:p>
+    <w:p>
+      <w:pPr>
+        <w:pStyle w:val="Heading3"/>
+      </w:pPr>
+      <w:r>
+        <w:rPr>
+          <w:lang w:val="id_ID" w:bidi="id_ID"/>
+        </w:rPr>
+        <w:t>Saran Terjemahan:</w:t>
+      </w:r>
+    </w:p>
+    <w:p>
+      <w:pPr>
+        <w:pStyle w:val="ListBullet"/>
+        <w:spacing w:line="240" w:lineRule="auto"/>
+        <w:ind w:left="720"/>
+      </w:pPr>
+      <w:r>
+        <w:rPr>
+          <w:lang w:val="id_ID" w:bidi="id_ID"/>
+        </w:rPr>
+      </w:r>
+      <w:r>
+        <w:rPr>
+          <w:lang w:val="id_ID" w:bidi="id_ID"/>
+        </w:rPr>
+        <w:t>Kata "wali negeri" juga dapat diterjemahkan sebagai "penguasa," "pengawas," "pemimpin daerah," atau "seseorang yang memerintah wilayah kecil."</w:t>
+      </w:r>
+    </w:p>
+    <w:p>
+      <w:pPr>
+        <w:pStyle w:val="ListBullet"/>
+        <w:spacing w:line="240" w:lineRule="auto"/>
+        <w:ind w:left="720"/>
+      </w:pPr>
+      <w:r>
+        <w:rPr>
+          <w:lang w:val="id_ID" w:bidi="id_ID"/>
+        </w:rPr>
+      </w:r>
+      <w:r>
+        <w:rPr>
+          <w:lang w:val="id_ID" w:bidi="id_ID"/>
+        </w:rPr>
+        <w:t>Bergantung pada konteksnya, istilah "memerintah" dapat diterjemahkan sebagai "menguasai," "memimpin," "mengelola," atau "mengawasi."</w:t>
+      </w:r>
+    </w:p>
+    <w:p>
+      <w:pPr>
+        <w:pStyle w:val="ListBullet"/>
+        <w:spacing w:line="240" w:lineRule="auto"/>
+        <w:ind w:left="720"/>
+      </w:pPr>
+      <w:r>
+        <w:rPr>
+          <w:lang w:val="id_ID" w:bidi="id_ID"/>
+        </w:rPr>
+      </w:r>
+      <w:r>
+        <w:rPr>
+          <w:lang w:val="id_ID" w:bidi="id_ID"/>
+        </w:rPr>
+        <w:t>Istilah "wali negeri" perlu diterjemahkan secara berbeda dari istilah "raja" atau "kaisar", karena wali negeri adalah penguasa dengan kekuasaan yang lebih rendah dan berada di bawah otoritas mereka.</w:t>
+      </w:r>
+    </w:p>
+    <w:p>
+      <w:pPr>
+        <w:pStyle w:val="ListBullet"/>
+        <w:spacing w:line="240" w:lineRule="auto"/>
+        <w:ind w:left="720"/>
+      </w:pPr>
+      <w:r>
+        <w:rPr>
+          <w:lang w:val="id_ID" w:bidi="id_ID"/>
+        </w:rPr>
+      </w:r>
+      <w:r>
+        <w:rPr>
+          <w:lang w:val="id_ID" w:bidi="id_ID"/>
+        </w:rPr>
+        <w:t>Istilah "gubernur" juga dapat diterjemahkan sebagai "wali negeri Roma" atau "penguasa provinsi Roma."</w:t>
+      </w:r>
+    </w:p>
+    <w:p>
+      <w:pPr/>
+      <w:r>
+        <w:rPr>
+          <w:lang w:val="id_ID" w:bidi="id_ID"/>
+        </w:rPr>
+      </w:r>
+      <w:r>
+        <w:rPr>
+          <w:lang w:val="id_ID" w:bidi="id_ID"/>
+        </w:rPr>
+        <w:t xml:space="preserve">(Lihat juga: </w:t>
+      </w:r>
+      <w:r>
+        <w:rPr>
+          <w:lang w:val="id_ID" w:bidi="id_ID"/>
+        </w:rPr>
+        <w:t>otoritas</w:t>
+      </w:r>
+      <w:r>
+        <w:rPr>
+          <w:lang w:val="id_ID" w:bidi="id_ID"/>
+        </w:rPr>
+        <w:t xml:space="preserve">, </w:t>
+      </w:r>
+      <w:r>
+        <w:rPr>
+          <w:lang w:val="id_ID" w:bidi="id_ID"/>
+        </w:rPr>
+        <w:t>raja</w:t>
+      </w:r>
+      <w:r>
+        <w:rPr>
+          <w:lang w:val="id_ID" w:bidi="id_ID"/>
+        </w:rPr>
+        <w:t xml:space="preserve">, </w:t>
+      </w:r>
+      <w:r>
+        <w:rPr>
+          <w:lang w:val="id_ID" w:bidi="id_ID"/>
+        </w:rPr>
+        <w:t>kekuatan</w:t>
+      </w:r>
+      <w:r>
+        <w:rPr>
+          <w:lang w:val="id_ID" w:bidi="id_ID"/>
+        </w:rPr>
+        <w:t xml:space="preserve">, </w:t>
+      </w:r>
+      <w:r>
+        <w:rPr>
+          <w:lang w:val="id_ID" w:bidi="id_ID"/>
+        </w:rPr>
+        <w:t>provinsi</w:t>
+      </w:r>
+      <w:r>
+        <w:rPr>
+          <w:lang w:val="id_ID" w:bidi="id_ID"/>
+        </w:rPr>
+        <w:t xml:space="preserve">, </w:t>
+      </w:r>
+      <w:r>
+        <w:rPr>
+          <w:lang w:val="id_ID" w:bidi="id_ID"/>
+        </w:rPr>
+        <w:t>Roma</w:t>
+      </w:r>
+      <w:r>
+        <w:rPr>
+          <w:lang w:val="id_ID" w:bidi="id_ID"/>
+        </w:rPr>
+        <w:t xml:space="preserve">, </w:t>
+      </w:r>
+      <w:r>
+        <w:rPr>
+          <w:lang w:val="id_ID" w:bidi="id_ID"/>
+        </w:rPr>
+        <w:t>penguasa</w:t>
+      </w:r>
+      <w:r>
+        <w:rPr>
+          <w:lang w:val="id_ID" w:bidi="id_ID"/>
+        </w:rPr>
+        <w:t>)</w:t>
+      </w:r>
+    </w:p>
+    <w:p>
+      <w:pPr>
+        <w:pStyle w:val="Heading3"/>
+      </w:pPr>
+      <w:r>
+        <w:rPr>
+          <w:lang w:val="id_ID" w:bidi="id_ID"/>
+        </w:rPr>
+        <w:t>Referensi Alkitab:</w:t>
+      </w:r>
+    </w:p>
+    <w:p>
+      <w:pPr>
+        <w:pStyle w:val="ListBullet"/>
+        <w:spacing w:line="240" w:lineRule="auto"/>
+        <w:ind w:left="720"/>
+      </w:pPr>
+      <w:r>
+        <w:rPr>
+          <w:lang w:val="id_ID" w:bidi="id_ID"/>
+        </w:rPr>
+      </w:r>
+      <w:hyperlink r:id="rId21">
+        <w:r>
+          <w:rPr>
+            <w:lang w:val="id_ID" w:bidi="id_ID"/>
+          </w:rPr>
+          <w:rPr>
+            <w:color w:val="0000EE"/>
+            <w:u w:val="single"/>
+          </w:rPr>
+          <w:t>Kisah Para Rasul 7:9–10</w:t>
+        </w:r>
+      </w:hyperlink>
+    </w:p>
+    <w:p>
+      <w:pPr>
+        <w:pStyle w:val="ListBullet"/>
+        <w:spacing w:line="240" w:lineRule="auto"/>
+        <w:ind w:left="720"/>
+      </w:pPr>
+      <w:r>
+        <w:rPr>
+          <w:lang w:val="id_ID" w:bidi="id_ID"/>
+        </w:rPr>
+      </w:r>
+      <w:hyperlink r:id="rId22">
+        <w:r>
+          <w:rPr>
+            <w:lang w:val="id_ID" w:bidi="id_ID"/>
+          </w:rPr>
+          <w:rPr>
+            <w:color w:val="0000EE"/>
+            <w:u w:val="single"/>
+          </w:rPr>
+          <w:t>Kisah Para Rasul 23:22</w:t>
+        </w:r>
+      </w:hyperlink>
+    </w:p>
+    <w:p>
+      <w:pPr>
+        <w:pStyle w:val="ListBullet"/>
+        <w:spacing w:line="240" w:lineRule="auto"/>
+        <w:ind w:left="720"/>
+      </w:pPr>
+      <w:r>
+        <w:rPr>
+          <w:lang w:val="id_ID" w:bidi="id_ID"/>
+        </w:rPr>
+      </w:r>
+      <w:hyperlink r:id="rId23">
+        <w:r>
+          <w:rPr>
+            <w:lang w:val="id_ID" w:bidi="id_ID"/>
+          </w:rPr>
+          <w:rPr>
+            <w:color w:val="0000EE"/>
+            <w:u w:val="single"/>
+          </w:rPr>
+          <w:t>Kisah Para Rasul 26:30</w:t>
+        </w:r>
+      </w:hyperlink>
+    </w:p>
+    <w:p>
+      <w:pPr>
+        <w:pStyle w:val="ListBullet"/>
+        <w:spacing w:line="240" w:lineRule="auto"/>
+        <w:ind w:left="720"/>
+      </w:pPr>
+      <w:r>
+        <w:rPr>
+          <w:lang w:val="id_ID" w:bidi="id_ID"/>
+        </w:rPr>
+      </w:r>
+      <w:hyperlink r:id="rId24">
+        <w:r>
+          <w:rPr>
+            <w:lang w:val="id_ID" w:bidi="id_ID"/>
+          </w:rPr>
+          <w:rPr>
+            <w:color w:val="0000EE"/>
+            <w:u w:val="single"/>
+          </w:rPr>
+          <w:t>Markus 13:9–10</w:t>
+        </w:r>
+      </w:hyperlink>
+    </w:p>
+    <w:p>
+      <w:pPr>
+        <w:pStyle w:val="ListBullet"/>
+        <w:spacing w:line="240" w:lineRule="auto"/>
+        <w:ind w:left="720"/>
+      </w:pPr>
+      <w:r>
+        <w:rPr>
+          <w:lang w:val="id_ID" w:bidi="id_ID"/>
+        </w:rPr>
+      </w:r>
+      <w:hyperlink r:id="rId25">
+        <w:r>
+          <w:rPr>
+            <w:lang w:val="id_ID" w:bidi="id_ID"/>
+          </w:rPr>
+          <w:rPr>
+            <w:color w:val="0000EE"/>
+            <w:u w:val="single"/>
+          </w:rPr>
+          <w:t>Matius 10:18</w:t>
+        </w:r>
+      </w:hyperlink>
+    </w:p>
+    <w:p>
+      <w:pPr>
+        <w:pStyle w:val="ListBullet"/>
+        <w:spacing w:line="240" w:lineRule="auto"/>
+        <w:ind w:left="720"/>
+      </w:pPr>
+      <w:r>
+        <w:rPr>
+          <w:lang w:val="id_ID" w:bidi="id_ID"/>
+        </w:rPr>
+      </w:r>
+      <w:hyperlink r:id="rId26">
+        <w:r>
+          <w:rPr>
+            <w:lang w:val="id_ID" w:bidi="id_ID"/>
+          </w:rPr>
+          <w:rPr>
+            <w:color w:val="0000EE"/>
+            <w:u w:val="single"/>
+          </w:rPr>
+          <w:t>Matius 27:1–2</w:t>
+        </w:r>
+      </w:hyperlink>
+    </w:p>
+    <w:p>
+      <w:pPr>
+        <w:pStyle w:val="Heading3"/>
+      </w:pPr>
+      <w:r>
+        <w:rPr>
+          <w:lang w:val="id_ID" w:bidi="id_ID"/>
+        </w:rPr>
+        <w:t>Data Kata:</w:t>
+      </w:r>
+    </w:p>
+    <w:p>
+      <w:pPr>
+        <w:pStyle w:val="ListBullet"/>
+        <w:spacing w:line="240" w:lineRule="auto"/>
+        <w:ind w:left="720"/>
+      </w:pPr>
+      <w:r>
+        <w:rPr>
+          <w:lang w:val="id_ID" w:bidi="id_ID"/>
+        </w:rPr>
+      </w:r>
+      <w:r>
+        <w:rPr>
+          <w:lang w:val="id_ID" w:bidi="id_ID"/>
+        </w:rPr>
+        <w:t>Strong: H0324, H1777, H2280, H4951, H5148, H5460, H6346, H6347, H6486, H7989, H8269, H8660, G04450, G04460, G07460, G14810, G22320, G22330, G22300, G42320</w:t>
+      </w:r>
+      <w:r>
+        <w:rPr>
+          <w:lang w:val="id_ID" w:bidi="id_ID"/>
+        </w:rPr>
+      </w:r>
+      <w:r>
+        <w:rPr>
+          <w:lang w:val="id_ID" w:bidi="id_ID"/>
+        </w:rPr>
+      </w:r>
+    </w:p>
+    <w:p>
+      <w:pPr/>
+      <w:r>
+        <w:rPr>
+          <w:lang w:val="id_ID" w:bidi="id_ID"/>
+        </w:rPr>
+      </w:r>
+    </w:p>
+    <w:p>
+      <w:pPr>
+        <w:pStyle w:val="Heading2"/>
+      </w:pPr>
+      <w:r>
+        <w:rPr>
+          <w:lang w:val="id_ID" w:bidi="id_ID"/>
+        </w:rPr>
+        <w:t>Warga negara</w:t>
+      </w:r>
+      <w:r>
+        <w:rPr>
+          <w:lang w:val="id_ID" w:bidi="id_ID"/>
+        </w:rPr>
+      </w:r>
+    </w:p>
+    <w:p>
+      <w:pPr>
+        <w:pStyle w:val="Heading3"/>
+      </w:pPr>
+      <w:r>
+        <w:rPr>
+          <w:lang w:val="id_ID" w:bidi="id_ID"/>
+        </w:rPr>
+        <w:t>Pengertian:</w:t>
+      </w:r>
+    </w:p>
+    <w:p>
+      <w:pPr/>
+      <w:r>
+        <w:rPr>
+          <w:lang w:val="id_ID" w:bidi="id_ID"/>
+        </w:rPr>
+      </w:r>
+      <w:r>
+        <w:rPr>
+          <w:lang w:val="id_ID" w:bidi="id_ID"/>
+        </w:rPr>
+        <w:t>Seorang warga negara adalah seseorang yang tinggal di kota, negara, atau kerajaan tertentu. Secara khusus, istilah ini merujuk pada seseorang yang diakui secara resmi sebagai penduduk resmi di tempat tersebut.</w:t>
+      </w:r>
+    </w:p>
+    <w:p>
+      <w:pPr>
+        <w:pStyle w:val="ListBullet"/>
+        <w:spacing w:line="240" w:lineRule="auto"/>
+        <w:ind w:left="720"/>
+      </w:pPr>
+      <w:r>
+        <w:rPr>
+          <w:lang w:val="id_ID" w:bidi="id_ID"/>
+        </w:rPr>
+      </w:r>
+      <w:r>
+        <w:rPr>
+          <w:lang w:val="id_ID" w:bidi="id_ID"/>
+        </w:rPr>
+        <w:t>Tergantung pada konteksnya, istilah ini juga dapat diterjemahkan sebagai "penduduk" atau "penduduk resmi."</w:t>
+      </w:r>
+    </w:p>
+    <w:p>
+      <w:pPr>
+        <w:pStyle w:val="ListBullet"/>
+        <w:spacing w:line="240" w:lineRule="auto"/>
+        <w:ind w:left="720"/>
+      </w:pPr>
+      <w:r>
+        <w:rPr>
+          <w:lang w:val="id_ID" w:bidi="id_ID"/>
+        </w:rPr>
+      </w:r>
+      <w:r>
+        <w:rPr>
+          <w:lang w:val="id_ID" w:bidi="id_ID"/>
+        </w:rPr>
+        <w:t>Seorang warga negara dapat tinggal di suatu wilayah yang merupakan bagian dari kerajaan atau kekaisaran yang lebih besar yang diperintah oleh raja, kaisar, atau penguasa lainnya. Sebagai contoh, Paulus adalah seorang warga negara Kekaisaran Romawi, yang terdiri dari banyak provinsi; Paulus tinggal di salah satu provinsi tersebut.</w:t>
+      </w:r>
+    </w:p>
+    <w:p>
+      <w:pPr>
+        <w:pStyle w:val="ListBullet"/>
+        <w:spacing w:line="240" w:lineRule="auto"/>
+        <w:ind w:left="720"/>
+      </w:pPr>
+      <w:r>
+        <w:rPr>
+          <w:lang w:val="id_ID" w:bidi="id_ID"/>
+        </w:rPr>
+      </w:r>
+      <w:r>
+        <w:rPr>
+          <w:lang w:val="id_ID" w:bidi="id_ID"/>
+        </w:rPr>
+        <w:t>Dalam arti kiasan, orang-orang yang percaya kepada Yesus disebut sebagai “warga negara” surga dalam arti bahwa mereka akan tinggal di sana suatu hari nanti. Seperti seorang warga negara, orang Kristen adalah bagian dari kerajaan Allah.</w:t>
+      </w:r>
+    </w:p>
+    <w:p>
+      <w:pPr/>
+      <w:r>
+        <w:rPr>
+          <w:lang w:val="id_ID" w:bidi="id_ID"/>
+        </w:rPr>
+      </w:r>
+      <w:r>
+        <w:rPr>
+          <w:lang w:val="id_ID" w:bidi="id_ID"/>
+        </w:rPr>
+        <w:t xml:space="preserve">(Lihat: </w:t>
+      </w:r>
+      <w:r>
+        <w:rPr>
+          <w:lang w:val="id_ID" w:bidi="id_ID"/>
+        </w:rPr>
+        <w:t>kerajaan</w:t>
+      </w:r>
+      <w:r>
+        <w:rPr>
+          <w:lang w:val="id_ID" w:bidi="id_ID"/>
+        </w:rPr>
+        <w:t xml:space="preserve">, </w:t>
+      </w:r>
+      <w:r>
+        <w:rPr>
+          <w:lang w:val="id_ID" w:bidi="id_ID"/>
+        </w:rPr>
+        <w:t>Paulus</w:t>
+      </w:r>
+      <w:r>
+        <w:rPr>
+          <w:lang w:val="id_ID" w:bidi="id_ID"/>
+        </w:rPr>
+        <w:t xml:space="preserve">, </w:t>
+      </w:r>
+      <w:r>
+        <w:rPr>
+          <w:lang w:val="id_ID" w:bidi="id_ID"/>
+        </w:rPr>
+        <w:t>provinsi</w:t>
+      </w:r>
+      <w:r>
+        <w:rPr>
+          <w:lang w:val="id_ID" w:bidi="id_ID"/>
+        </w:rPr>
+        <w:t xml:space="preserve">, </w:t>
+      </w:r>
+      <w:r>
+        <w:rPr>
+          <w:lang w:val="id_ID" w:bidi="id_ID"/>
+        </w:rPr>
+        <w:t>Romawi</w:t>
+      </w:r>
+      <w:r>
+        <w:rPr>
+          <w:lang w:val="id_ID" w:bidi="id_ID"/>
+        </w:rPr>
+        <w:t>)</w:t>
+      </w:r>
+    </w:p>
+    <w:p>
+      <w:pPr>
+        <w:pStyle w:val="Heading3"/>
+      </w:pPr>
+      <w:r>
+        <w:rPr>
+          <w:lang w:val="id_ID" w:bidi="id_ID"/>
+        </w:rPr>
+        <w:t>Referensi Alkitab:</w:t>
+      </w:r>
+    </w:p>
+    <w:p>
+      <w:pPr>
+        <w:pStyle w:val="ListBullet"/>
+        <w:spacing w:line="240" w:lineRule="auto"/>
+        <w:ind w:left="720"/>
+      </w:pPr>
+      <w:r>
+        <w:rPr>
+          <w:lang w:val="id_ID" w:bidi="id_ID"/>
+        </w:rPr>
+      </w:r>
+      <w:hyperlink r:id="rId27">
+        <w:r>
+          <w:rPr>
+            <w:lang w:val="id_ID" w:bidi="id_ID"/>
+          </w:rPr>
+          <w:rPr>
+            <w:color w:val="0000EE"/>
+            <w:u w:val="single"/>
+          </w:rPr>
+          <w:t>Kisah Para Rasul 21:39–40</w:t>
+        </w:r>
+      </w:hyperlink>
+    </w:p>
+    <w:p>
+      <w:pPr>
+        <w:pStyle w:val="ListBullet"/>
+        <w:spacing w:line="240" w:lineRule="auto"/>
+        <w:ind w:left="720"/>
+      </w:pPr>
+      <w:r>
+        <w:rPr>
+          <w:lang w:val="id_ID" w:bidi="id_ID"/>
+        </w:rPr>
+      </w:r>
+      <w:hyperlink r:id="rId28">
+        <w:r>
+          <w:rPr>
+            <w:lang w:val="id_ID" w:bidi="id_ID"/>
+          </w:rPr>
+          <w:rPr>
+            <w:color w:val="0000EE"/>
+            <w:u w:val="single"/>
+          </w:rPr>
+          <w:t>Yesaya 3:3</w:t>
+        </w:r>
+      </w:hyperlink>
+    </w:p>
+    <w:p>
+      <w:pPr>
+        <w:pStyle w:val="ListBullet"/>
+        <w:spacing w:line="240" w:lineRule="auto"/>
+        <w:ind w:left="720"/>
+      </w:pPr>
+      <w:r>
+        <w:rPr>
+          <w:lang w:val="id_ID" w:bidi="id_ID"/>
+        </w:rPr>
+      </w:r>
+      <w:hyperlink r:id="rId29">
+        <w:r>
+          <w:rPr>
+            <w:lang w:val="id_ID" w:bidi="id_ID"/>
+          </w:rPr>
+          <w:rPr>
+            <w:color w:val="0000EE"/>
+            <w:u w:val="single"/>
+          </w:rPr>
+          <w:t>Lukas 15:15</w:t>
+        </w:r>
+      </w:hyperlink>
+    </w:p>
+    <w:p>
+      <w:pPr>
+        <w:pStyle w:val="ListBullet"/>
+        <w:spacing w:line="240" w:lineRule="auto"/>
+        <w:ind w:left="720"/>
+      </w:pPr>
+      <w:r>
+        <w:rPr>
+          <w:lang w:val="id_ID" w:bidi="id_ID"/>
+        </w:rPr>
+      </w:r>
+      <w:hyperlink r:id="rId30">
+        <w:r>
+          <w:rPr>
+            <w:lang w:val="id_ID" w:bidi="id_ID"/>
+          </w:rPr>
+          <w:rPr>
+            <w:color w:val="0000EE"/>
+            <w:u w:val="single"/>
+          </w:rPr>
+          <w:t>Lukas 19:14</w:t>
+        </w:r>
+      </w:hyperlink>
+    </w:p>
+    <w:p>
+      <w:pPr>
+        <w:pStyle w:val="Heading3"/>
+      </w:pPr>
+      <w:r>
+        <w:rPr>
+          <w:lang w:val="id_ID" w:bidi="id_ID"/>
+        </w:rPr>
+        <w:t>Data Kata:</w:t>
+      </w:r>
+    </w:p>
+    <w:p>
+      <w:pPr>
+        <w:pStyle w:val="ListBullet"/>
+        <w:spacing w:line="240" w:lineRule="auto"/>
+        <w:ind w:left="720"/>
+      </w:pPr>
+      <w:r>
+        <w:rPr>
+          <w:lang w:val="id_ID" w:bidi="id_ID"/>
+        </w:rPr>
+      </w:r>
+      <w:r>
+        <w:rPr>
+          <w:lang w:val="id_ID" w:bidi="id_ID"/>
+        </w:rPr>
+        <w:t>Strong: H6440, G41750, G41770, G48470</w:t>
+      </w:r>
+      <w:r>
+        <w:rPr>
+          <w:lang w:val="id_ID" w:bidi="id_ID"/>
+        </w:rPr>
+      </w:r>
+      <w:r>
+        <w:rPr>
+          <w:lang w:val="id_ID" w:bidi="id_ID"/>
+        </w:rPr>
+      </w:r>
+    </w:p>
+    <w:p>
+      <w:pPr/>
+      <w:r>
+        <w:rPr>
+          <w:lang w:val="id_ID" w:bidi="id_ID"/>
+        </w:rPr>
+      </w:r>
+    </w:p>
+    <w:p>
+      <w:pPr>
+        <w:pStyle w:val="Heading2"/>
+      </w:pPr>
+      <w:r>
+        <w:rPr>
+          <w:lang w:val="id_ID" w:bidi="id_ID"/>
+        </w:rPr>
+        <w:t>Wasti</w:t>
+      </w:r>
+      <w:r>
+        <w:rPr>
+          <w:lang w:val="id_ID" w:bidi="id_ID"/>
+        </w:rPr>
+      </w:r>
+    </w:p>
+    <w:p>
+      <w:pPr>
+        <w:pStyle w:val="Heading3"/>
+      </w:pPr>
+      <w:r>
+        <w:rPr>
+          <w:lang w:val="id_ID" w:bidi="id_ID"/>
+        </w:rPr>
+        <w:t>Fakta:</w:t>
+      </w:r>
+    </w:p>
+    <w:p>
+      <w:pPr/>
+      <w:r>
+        <w:rPr>
+          <w:lang w:val="id_ID" w:bidi="id_ID"/>
+        </w:rPr>
+      </w:r>
+      <w:r>
+        <w:rPr>
+          <w:lang w:val="id_ID" w:bidi="id_ID"/>
+        </w:rPr>
+        <w:t>Dalam kitab Ester di Perjanjian Lama, Wasti adalah istri dari Ahasyweros, raja Persia.</w:t>
+      </w:r>
+    </w:p>
+    <w:p>
+      <w:pPr>
+        <w:pStyle w:val="ListBullet"/>
+        <w:spacing w:line="240" w:lineRule="auto"/>
+        <w:ind w:left="720"/>
+      </w:pPr>
+      <w:r>
+        <w:rPr>
+          <w:lang w:val="id_ID" w:bidi="id_ID"/>
+        </w:rPr>
+      </w:r>
+      <w:r>
+        <w:rPr>
+          <w:lang w:val="id_ID" w:bidi="id_ID"/>
+        </w:rPr>
+        <w:t>Raja Ahasyweros mengusir Ratu Wasti karena dia menolak mematuhi perintah untuk datang ke pesta makan malam dan memamerkan kecantikannya kepada tamu-tamunya yang sedang mabuk.</w:t>
+      </w:r>
+    </w:p>
+    <w:p>
+      <w:pPr>
+        <w:pStyle w:val="ListBullet"/>
+        <w:spacing w:line="240" w:lineRule="auto"/>
+        <w:ind w:left="720"/>
+      </w:pPr>
+      <w:r>
+        <w:rPr>
+          <w:lang w:val="id_ID" w:bidi="id_ID"/>
+        </w:rPr>
+      </w:r>
+      <w:r>
+        <w:rPr>
+          <w:lang w:val="id_ID" w:bidi="id_ID"/>
+        </w:rPr>
+        <w:t>Akibatnya, pencarian dilakukan untuk menemukan ratu baru, dan akhirnya Ester dipilih menjadi istri baru dari sang raja.</w:t>
+      </w:r>
+    </w:p>
+    <w:p>
+      <w:pPr/>
+      <w:r>
+        <w:rPr>
+          <w:lang w:val="id_ID" w:bidi="id_ID"/>
+        </w:rPr>
+      </w:r>
+      <w:r>
+        <w:rPr>
+          <w:lang w:val="id_ID" w:bidi="id_ID"/>
+        </w:rPr>
+        <w:t>(Saran terjemahan: Cara Menerjemahkan Nama)</w:t>
+      </w:r>
+    </w:p>
+    <w:p>
+      <w:pPr/>
+      <w:r>
+        <w:rPr>
+          <w:lang w:val="id_ID" w:bidi="id_ID"/>
+        </w:rPr>
+      </w:r>
+      <w:r>
+        <w:rPr>
+          <w:lang w:val="id_ID" w:bidi="id_ID"/>
+        </w:rPr>
+        <w:t xml:space="preserve">(Lihat juga: </w:t>
+      </w:r>
+      <w:r>
+        <w:rPr>
+          <w:lang w:val="id_ID" w:bidi="id_ID"/>
+        </w:rPr>
+        <w:t>Ahasyweros</w:t>
+      </w:r>
+      <w:r>
+        <w:rPr>
+          <w:lang w:val="id_ID" w:bidi="id_ID"/>
+        </w:rPr>
+        <w:t xml:space="preserve">, </w:t>
+      </w:r>
+      <w:r>
+        <w:rPr>
+          <w:lang w:val="id_ID" w:bidi="id_ID"/>
+        </w:rPr>
+        <w:t>Ester</w:t>
+      </w:r>
+      <w:r>
+        <w:rPr>
+          <w:lang w:val="id_ID" w:bidi="id_ID"/>
+        </w:rPr>
+        <w:t xml:space="preserve">, </w:t>
+      </w:r>
+      <w:r>
+        <w:rPr>
+          <w:lang w:val="id_ID" w:bidi="id_ID"/>
+        </w:rPr>
+        <w:t>Persia</w:t>
+      </w:r>
+      <w:r>
+        <w:rPr>
+          <w:lang w:val="id_ID" w:bidi="id_ID"/>
+        </w:rPr>
+        <w:t>)</w:t>
+      </w:r>
+    </w:p>
+    <w:p>
+      <w:pPr>
+        <w:pStyle w:val="Heading3"/>
+      </w:pPr>
+      <w:r>
+        <w:rPr>
+          <w:lang w:val="id_ID" w:bidi="id_ID"/>
+        </w:rPr>
+        <w:t>Referensi Alkitab:</w:t>
+      </w:r>
+    </w:p>
+    <w:p>
+      <w:pPr>
+        <w:pStyle w:val="ListBullet"/>
+        <w:spacing w:line="240" w:lineRule="auto"/>
+        <w:ind w:left="720"/>
+      </w:pPr>
+      <w:r>
+        <w:rPr>
+          <w:lang w:val="id_ID" w:bidi="id_ID"/>
+        </w:rPr>
+      </w:r>
+      <w:hyperlink r:id="rId31">
+        <w:r>
+          <w:rPr>
+            <w:lang w:val="id_ID" w:bidi="id_ID"/>
+          </w:rPr>
+          <w:rPr>
+            <w:color w:val="0000EE"/>
+            <w:u w:val="single"/>
+          </w:rPr>
+          <w:t>Ester 1:9–11</w:t>
+        </w:r>
+      </w:hyperlink>
+    </w:p>
+    <w:p>
+      <w:pPr>
+        <w:pStyle w:val="ListBullet"/>
+        <w:spacing w:line="240" w:lineRule="auto"/>
+        <w:ind w:left="720"/>
+      </w:pPr>
+      <w:r>
+        <w:rPr>
+          <w:lang w:val="id_ID" w:bidi="id_ID"/>
+        </w:rPr>
+      </w:r>
+      <w:hyperlink r:id="rId32">
+        <w:r>
+          <w:rPr>
+            <w:lang w:val="id_ID" w:bidi="id_ID"/>
+          </w:rPr>
+          <w:rPr>
+            <w:color w:val="0000EE"/>
+            <w:u w:val="single"/>
+          </w:rPr>
+          <w:t>Ester 2:1–2</w:t>
+        </w:r>
+      </w:hyperlink>
+    </w:p>
+    <w:p>
+      <w:pPr>
+        <w:pStyle w:val="ListBullet"/>
+        <w:spacing w:line="240" w:lineRule="auto"/>
+        <w:ind w:left="720"/>
+      </w:pPr>
+      <w:r>
+        <w:rPr>
+          <w:lang w:val="id_ID" w:bidi="id_ID"/>
+        </w:rPr>
+      </w:r>
+      <w:hyperlink r:id="rId33">
+        <w:r>
+          <w:rPr>
+            <w:lang w:val="id_ID" w:bidi="id_ID"/>
+          </w:rPr>
+          <w:rPr>
+            <w:color w:val="0000EE"/>
+            <w:u w:val="single"/>
+          </w:rPr>
+          <w:t>Ester 2:17–18</w:t>
+        </w:r>
+      </w:hyperlink>
+    </w:p>
+    <w:p>
+      <w:pPr>
+        <w:pStyle w:val="Heading3"/>
+      </w:pPr>
+      <w:r>
+        <w:rPr>
+          <w:lang w:val="id_ID" w:bidi="id_ID"/>
+        </w:rPr>
+        <w:t>Data Kata:</w:t>
+      </w:r>
+    </w:p>
+    <w:p>
+      <w:pPr>
+        <w:pStyle w:val="ListBullet"/>
+        <w:spacing w:line="240" w:lineRule="auto"/>
+        <w:ind w:left="720"/>
+      </w:pPr>
+      <w:r>
+        <w:rPr>
+          <w:lang w:val="id_ID" w:bidi="id_ID"/>
+        </w:rPr>
+      </w:r>
+      <w:r>
+        <w:rPr>
+          <w:lang w:val="id_ID" w:bidi="id_ID"/>
+        </w:rPr>
+        <w:t>Strong: H2060</w:t>
       </w:r>
       <w:r>
         <w:rPr>

--- a/ind/docx/022.content.docx
+++ b/ind/docx/022.content.docx
@@ -501,18 +501,12 @@
           <w:lang w:val="id_ID" w:bidi="id_ID"/>
         </w:rPr>
       </w:r>
-      <w:hyperlink r:id="rId13">
-        <w:r>
-          <w:rPr>
-            <w:lang w:val="id_ID" w:bidi="id_ID"/>
-          </w:rPr>
-          <w:rPr>
-            <w:color w:val="0000EE"/>
-            <w:u w:val="single"/>
-          </w:rPr>
-          <w:t>Kisah Para Rasul 1:7</w:t>
-        </w:r>
-      </w:hyperlink>
+      <w:r>
+        <w:rPr>
+          <w:lang w:val="id_ID" w:bidi="id_ID"/>
+        </w:rPr>
+        <w:t>Kisah Para Rasul 1:7</w:t>
+      </w:r>
     </w:p>
     <w:p>
       <w:pPr>
@@ -525,18 +519,12 @@
           <w:lang w:val="id_ID" w:bidi="id_ID"/>
         </w:rPr>
       </w:r>
-      <w:hyperlink r:id="rId14">
-        <w:r>
-          <w:rPr>
-            <w:lang w:val="id_ID" w:bidi="id_ID"/>
-          </w:rPr>
-          <w:rPr>
-            <w:color w:val="0000EE"/>
-            <w:u w:val="single"/>
-          </w:rPr>
-          <w:t>Daniel 12:1–2</w:t>
-        </w:r>
-      </w:hyperlink>
+      <w:r>
+        <w:rPr>
+          <w:lang w:val="id_ID" w:bidi="id_ID"/>
+        </w:rPr>
+        <w:t>Daniel 12:1–2</w:t>
+      </w:r>
     </w:p>
     <w:p>
       <w:pPr>
@@ -549,18 +537,12 @@
           <w:lang w:val="id_ID" w:bidi="id_ID"/>
         </w:rPr>
       </w:r>
-      <w:hyperlink r:id="rId15">
-        <w:r>
-          <w:rPr>
-            <w:lang w:val="id_ID" w:bidi="id_ID"/>
-          </w:rPr>
-          <w:rPr>
-            <w:color w:val="0000EE"/>
-            <w:u w:val="single"/>
-          </w:rPr>
-          <w:t>Markus 11:11</w:t>
-        </w:r>
-      </w:hyperlink>
+      <w:r>
+        <w:rPr>
+          <w:lang w:val="id_ID" w:bidi="id_ID"/>
+        </w:rPr>
+        <w:t>Markus 11:11</w:t>
+      </w:r>
     </w:p>
     <w:p>
       <w:pPr>
@@ -573,18 +555,12 @@
           <w:lang w:val="id_ID" w:bidi="id_ID"/>
         </w:rPr>
       </w:r>
-      <w:hyperlink r:id="rId16">
-        <w:r>
-          <w:rPr>
-            <w:lang w:val="id_ID" w:bidi="id_ID"/>
-          </w:rPr>
-          <w:rPr>
-            <w:color w:val="0000EE"/>
-            <w:u w:val="single"/>
-          </w:rPr>
-          <w:t>Matius 8:29</w:t>
-        </w:r>
-      </w:hyperlink>
+      <w:r>
+        <w:rPr>
+          <w:lang w:val="id_ID" w:bidi="id_ID"/>
+        </w:rPr>
+        <w:t>Matius 8:29</w:t>
+      </w:r>
     </w:p>
     <w:p>
       <w:pPr>
@@ -615,18 +591,12 @@
           <w:lang w:val="id_ID" w:bidi="id_ID"/>
         </w:rPr>
       </w:r>
-      <w:hyperlink r:id="rId17">
-        <w:r>
-          <w:rPr>
-            <w:lang w:val="id_ID" w:bidi="id_ID"/>
-          </w:rPr>
-          <w:rPr>
-            <w:color w:val="0000EE"/>
-            <w:u w:val="single"/>
-          </w:rPr>
-          <w:t>Wahyu 14:15</w:t>
-        </w:r>
-      </w:hyperlink>
+      <w:r>
+        <w:rPr>
+          <w:lang w:val="id_ID" w:bidi="id_ID"/>
+        </w:rPr>
+        <w:t>Wahyu 14:15</w:t>
+      </w:r>
     </w:p>
     <w:p>
       <w:pPr>
@@ -818,18 +788,12 @@
           <w:lang w:val="id_ID" w:bidi="id_ID"/>
         </w:rPr>
       </w:r>
-      <w:hyperlink r:id="rId18">
-        <w:r>
-          <w:rPr>
-            <w:lang w:val="id_ID" w:bidi="id_ID"/>
-          </w:rPr>
-          <w:rPr>
-            <w:color w:val="0000EE"/>
-            <w:u w:val="single"/>
-          </w:rPr>
-          <w:t>Lukas 12:37–38</w:t>
-        </w:r>
-      </w:hyperlink>
+      <w:r>
+        <w:rPr>
+          <w:lang w:val="id_ID" w:bidi="id_ID"/>
+        </w:rPr>
+        <w:t>Lukas 12:37–38</w:t>
+      </w:r>
     </w:p>
     <w:p>
       <w:pPr>
@@ -842,18 +806,12 @@
           <w:lang w:val="id_ID" w:bidi="id_ID"/>
         </w:rPr>
       </w:r>
-      <w:hyperlink r:id="rId19">
-        <w:r>
-          <w:rPr>
-            <w:lang w:val="id_ID" w:bidi="id_ID"/>
-          </w:rPr>
-          <w:rPr>
-            <w:color w:val="0000EE"/>
-            <w:u w:val="single"/>
-          </w:rPr>
-          <w:t>Markus 6:48–50</w:t>
-        </w:r>
-      </w:hyperlink>
+      <w:r>
+        <w:rPr>
+          <w:lang w:val="id_ID" w:bidi="id_ID"/>
+        </w:rPr>
+        <w:t>Markus 6:48–50</w:t>
+      </w:r>
     </w:p>
     <w:p>
       <w:pPr>
@@ -866,18 +824,12 @@
           <w:lang w:val="id_ID" w:bidi="id_ID"/>
         </w:rPr>
       </w:r>
-      <w:hyperlink r:id="rId20">
-        <w:r>
-          <w:rPr>
-            <w:lang w:val="id_ID" w:bidi="id_ID"/>
-          </w:rPr>
-          <w:rPr>
-            <w:color w:val="0000EE"/>
-            <w:u w:val="single"/>
-          </w:rPr>
-          <w:t>Matius 14:25–27</w:t>
-        </w:r>
-      </w:hyperlink>
+      <w:r>
+        <w:rPr>
+          <w:lang w:val="id_ID" w:bidi="id_ID"/>
+        </w:rPr>
+        <w:t>Matius 14:25–27</w:t>
+      </w:r>
     </w:p>
     <w:p>
       <w:pPr>
@@ -1248,18 +1200,12 @@
           <w:lang w:val="id_ID" w:bidi="id_ID"/>
         </w:rPr>
       </w:r>
-      <w:hyperlink r:id="rId21">
-        <w:r>
-          <w:rPr>
-            <w:lang w:val="id_ID" w:bidi="id_ID"/>
-          </w:rPr>
-          <w:rPr>
-            <w:color w:val="0000EE"/>
-            <w:u w:val="single"/>
-          </w:rPr>
-          <w:t>Kisah Para Rasul 7:9–10</w:t>
-        </w:r>
-      </w:hyperlink>
+      <w:r>
+        <w:rPr>
+          <w:lang w:val="id_ID" w:bidi="id_ID"/>
+        </w:rPr>
+        <w:t>Kisah Para Rasul 7:9–10</w:t>
+      </w:r>
     </w:p>
     <w:p>
       <w:pPr>
@@ -1272,18 +1218,12 @@
           <w:lang w:val="id_ID" w:bidi="id_ID"/>
         </w:rPr>
       </w:r>
-      <w:hyperlink r:id="rId22">
-        <w:r>
-          <w:rPr>
-            <w:lang w:val="id_ID" w:bidi="id_ID"/>
-          </w:rPr>
-          <w:rPr>
-            <w:color w:val="0000EE"/>
-            <w:u w:val="single"/>
-          </w:rPr>
-          <w:t>Kisah Para Rasul 23:22</w:t>
-        </w:r>
-      </w:hyperlink>
+      <w:r>
+        <w:rPr>
+          <w:lang w:val="id_ID" w:bidi="id_ID"/>
+        </w:rPr>
+        <w:t>Kisah Para Rasul 23:22</w:t>
+      </w:r>
     </w:p>
     <w:p>
       <w:pPr>
@@ -1296,18 +1236,12 @@
           <w:lang w:val="id_ID" w:bidi="id_ID"/>
         </w:rPr>
       </w:r>
-      <w:hyperlink r:id="rId23">
-        <w:r>
-          <w:rPr>
-            <w:lang w:val="id_ID" w:bidi="id_ID"/>
-          </w:rPr>
-          <w:rPr>
-            <w:color w:val="0000EE"/>
-            <w:u w:val="single"/>
-          </w:rPr>
-          <w:t>Kisah Para Rasul 26:30</w:t>
-        </w:r>
-      </w:hyperlink>
+      <w:r>
+        <w:rPr>
+          <w:lang w:val="id_ID" w:bidi="id_ID"/>
+        </w:rPr>
+        <w:t>Kisah Para Rasul 26:30</w:t>
+      </w:r>
     </w:p>
     <w:p>
       <w:pPr>
@@ -1320,18 +1254,12 @@
           <w:lang w:val="id_ID" w:bidi="id_ID"/>
         </w:rPr>
       </w:r>
-      <w:hyperlink r:id="rId24">
-        <w:r>
-          <w:rPr>
-            <w:lang w:val="id_ID" w:bidi="id_ID"/>
-          </w:rPr>
-          <w:rPr>
-            <w:color w:val="0000EE"/>
-            <w:u w:val="single"/>
-          </w:rPr>
-          <w:t>Markus 13:9–10</w:t>
-        </w:r>
-      </w:hyperlink>
+      <w:r>
+        <w:rPr>
+          <w:lang w:val="id_ID" w:bidi="id_ID"/>
+        </w:rPr>
+        <w:t>Markus 13:9–10</w:t>
+      </w:r>
     </w:p>
     <w:p>
       <w:pPr>
@@ -1344,18 +1272,12 @@
           <w:lang w:val="id_ID" w:bidi="id_ID"/>
         </w:rPr>
       </w:r>
-      <w:hyperlink r:id="rId25">
-        <w:r>
-          <w:rPr>
-            <w:lang w:val="id_ID" w:bidi="id_ID"/>
-          </w:rPr>
-          <w:rPr>
-            <w:color w:val="0000EE"/>
-            <w:u w:val="single"/>
-          </w:rPr>
-          <w:t>Matius 10:18</w:t>
-        </w:r>
-      </w:hyperlink>
+      <w:r>
+        <w:rPr>
+          <w:lang w:val="id_ID" w:bidi="id_ID"/>
+        </w:rPr>
+        <w:t>Matius 10:18</w:t>
+      </w:r>
     </w:p>
     <w:p>
       <w:pPr>
@@ -1368,18 +1290,12 @@
           <w:lang w:val="id_ID" w:bidi="id_ID"/>
         </w:rPr>
       </w:r>
-      <w:hyperlink r:id="rId26">
-        <w:r>
-          <w:rPr>
-            <w:lang w:val="id_ID" w:bidi="id_ID"/>
-          </w:rPr>
-          <w:rPr>
-            <w:color w:val="0000EE"/>
-            <w:u w:val="single"/>
-          </w:rPr>
-          <w:t>Matius 27:1–2</w:t>
-        </w:r>
-      </w:hyperlink>
+      <w:r>
+        <w:rPr>
+          <w:lang w:val="id_ID" w:bidi="id_ID"/>
+        </w:rPr>
+        <w:t>Matius 27:1–2</w:t>
+      </w:r>
     </w:p>
     <w:p>
       <w:pPr>
@@ -1607,18 +1523,12 @@
           <w:lang w:val="id_ID" w:bidi="id_ID"/>
         </w:rPr>
       </w:r>
-      <w:hyperlink r:id="rId27">
-        <w:r>
-          <w:rPr>
-            <w:lang w:val="id_ID" w:bidi="id_ID"/>
-          </w:rPr>
-          <w:rPr>
-            <w:color w:val="0000EE"/>
-            <w:u w:val="single"/>
-          </w:rPr>
-          <w:t>Kisah Para Rasul 21:39–40</w:t>
-        </w:r>
-      </w:hyperlink>
+      <w:r>
+        <w:rPr>
+          <w:lang w:val="id_ID" w:bidi="id_ID"/>
+        </w:rPr>
+        <w:t>Kisah Para Rasul 21:39–40</w:t>
+      </w:r>
     </w:p>
     <w:p>
       <w:pPr>
@@ -1631,18 +1541,12 @@
           <w:lang w:val="id_ID" w:bidi="id_ID"/>
         </w:rPr>
       </w:r>
-      <w:hyperlink r:id="rId28">
-        <w:r>
-          <w:rPr>
-            <w:lang w:val="id_ID" w:bidi="id_ID"/>
-          </w:rPr>
-          <w:rPr>
-            <w:color w:val="0000EE"/>
-            <w:u w:val="single"/>
-          </w:rPr>
-          <w:t>Yesaya 3:3</w:t>
-        </w:r>
-      </w:hyperlink>
+      <w:r>
+        <w:rPr>
+          <w:lang w:val="id_ID" w:bidi="id_ID"/>
+        </w:rPr>
+        <w:t>Yesaya 3:3</w:t>
+      </w:r>
     </w:p>
     <w:p>
       <w:pPr>
@@ -1655,18 +1559,12 @@
           <w:lang w:val="id_ID" w:bidi="id_ID"/>
         </w:rPr>
       </w:r>
-      <w:hyperlink r:id="rId29">
-        <w:r>
-          <w:rPr>
-            <w:lang w:val="id_ID" w:bidi="id_ID"/>
-          </w:rPr>
-          <w:rPr>
-            <w:color w:val="0000EE"/>
-            <w:u w:val="single"/>
-          </w:rPr>
-          <w:t>Lukas 15:15</w:t>
-        </w:r>
-      </w:hyperlink>
+      <w:r>
+        <w:rPr>
+          <w:lang w:val="id_ID" w:bidi="id_ID"/>
+        </w:rPr>
+        <w:t>Lukas 15:15</w:t>
+      </w:r>
     </w:p>
     <w:p>
       <w:pPr>
@@ -1679,18 +1577,12 @@
           <w:lang w:val="id_ID" w:bidi="id_ID"/>
         </w:rPr>
       </w:r>
-      <w:hyperlink r:id="rId30">
-        <w:r>
-          <w:rPr>
-            <w:lang w:val="id_ID" w:bidi="id_ID"/>
-          </w:rPr>
-          <w:rPr>
-            <w:color w:val="0000EE"/>
-            <w:u w:val="single"/>
-          </w:rPr>
-          <w:t>Lukas 19:14</w:t>
-        </w:r>
-      </w:hyperlink>
+      <w:r>
+        <w:rPr>
+          <w:lang w:val="id_ID" w:bidi="id_ID"/>
+        </w:rPr>
+        <w:t>Lukas 19:14</w:t>
+      </w:r>
     </w:p>
     <w:p>
       <w:pPr>
@@ -1902,18 +1794,12 @@
           <w:lang w:val="id_ID" w:bidi="id_ID"/>
         </w:rPr>
       </w:r>
-      <w:hyperlink r:id="rId31">
-        <w:r>
-          <w:rPr>
-            <w:lang w:val="id_ID" w:bidi="id_ID"/>
-          </w:rPr>
-          <w:rPr>
-            <w:color w:val="0000EE"/>
-            <w:u w:val="single"/>
-          </w:rPr>
-          <w:t>Ester 1:9–11</w:t>
-        </w:r>
-      </w:hyperlink>
+      <w:r>
+        <w:rPr>
+          <w:lang w:val="id_ID" w:bidi="id_ID"/>
+        </w:rPr>
+        <w:t>Ester 1:9–11</w:t>
+      </w:r>
     </w:p>
     <w:p>
       <w:pPr>
@@ -1926,18 +1812,12 @@
           <w:lang w:val="id_ID" w:bidi="id_ID"/>
         </w:rPr>
       </w:r>
-      <w:hyperlink r:id="rId32">
-        <w:r>
-          <w:rPr>
-            <w:lang w:val="id_ID" w:bidi="id_ID"/>
-          </w:rPr>
-          <w:rPr>
-            <w:color w:val="0000EE"/>
-            <w:u w:val="single"/>
-          </w:rPr>
-          <w:t>Ester 2:1–2</w:t>
-        </w:r>
-      </w:hyperlink>
+      <w:r>
+        <w:rPr>
+          <w:lang w:val="id_ID" w:bidi="id_ID"/>
+        </w:rPr>
+        <w:t>Ester 2:1–2</w:t>
+      </w:r>
     </w:p>
     <w:p>
       <w:pPr>
@@ -1950,18 +1830,12 @@
           <w:lang w:val="id_ID" w:bidi="id_ID"/>
         </w:rPr>
       </w:r>
-      <w:hyperlink r:id="rId33">
-        <w:r>
-          <w:rPr>
-            <w:lang w:val="id_ID" w:bidi="id_ID"/>
-          </w:rPr>
-          <w:rPr>
-            <w:color w:val="0000EE"/>
-            <w:u w:val="single"/>
-          </w:rPr>
-          <w:t>Ester 2:17–18</w:t>
-        </w:r>
-      </w:hyperlink>
+      <w:r>
+        <w:rPr>
+          <w:lang w:val="id_ID" w:bidi="id_ID"/>
+        </w:rPr>
+        <w:t>Ester 2:17–18</w:t>
+      </w:r>
     </w:p>
     <w:p>
       <w:pPr>

--- a/ind/docx/022.content.docx
+++ b/ind/docx/022.content.docx
@@ -1127,19 +1127,7 @@
         <w:rPr>
           <w:lang w:val="id_ID" w:bidi="id_ID"/>
         </w:rPr>
-        <w:t xml:space="preserve">, </w:t>
-      </w:r>
-      <w:r>
-        <w:rPr>
-          <w:lang w:val="id_ID" w:bidi="id_ID"/>
-        </w:rPr>
-        <w:t>kekuatan</w:t>
-      </w:r>
-      <w:r>
-        <w:rPr>
-          <w:lang w:val="id_ID" w:bidi="id_ID"/>
-        </w:rPr>
-        <w:t xml:space="preserve">, </w:t>
+        <w:t xml:space="preserve">, kekuatan, </w:t>
       </w:r>
       <w:r>
         <w:rPr>
